--- a/러시아 인권변호사/6부/6부_9화_TV_토론_대격돌.docx
+++ b/러시아 인권변호사/6부/6부_9화_TV_토론_대격돌.docx
@@ -36,7 +36,7 @@
           <w:i w:val="0"/>
           <w:sz w:val="22"/>
         </w:rPr>
-        <w:t>알렉세이 “료샤” 오를로프(대통령, 재선 후보) / 아르툠 이고레비치 코발추크(포퓰리스트 후보) / 이리나 올레고브나 마르첸코(대통령 보좌관, 병원에서 영상통화) / 카탸 리시나(비서실장) / 아나톨리 빅토로비치 그레벤시코프(선거전략가) / 토론 진행자 콘스탄틴 레베데프(재등장) / 키릴 안드레예비치 스미르노프(국가재정투명성청장) / 아나스타시야(나스탸) 드미트리예브나(투명성청 부청장) / 시청자 1·2(화상 질문)</w:t>
+        <w:t>알렉세이 “료샤” 오를로프(대통령, 재선 후보) / 아르툠 이고레비치 코발추크(포퓰리스트 후보) / 이리나 올레고브나 마르첸코(대통령 보좌관, 병원에서 영상통화) / 카탸 리시나(비서실장) / 아나톨리 빅토로비치 그레벤시코프(선거전략가) / 토론 진행자 콘스탄틴 레베데프(재등장) / 키릴 안드레예비치 스미르노프(국가재정투명성청장) / 아나스타시야(나스탸) 드미트리예브나(투명성청 부청장) / 시청자 1·2·3(화상 질문)</w:t>
       </w:r>
     </w:p>
     <w:p>
@@ -200,6 +200,154 @@
         <w:rPr>
           <w:rFonts w:ascii="Times New Roman" w:hAnsi="Times New Roman" w:eastAsia="Malgun Gothic"/>
           <w:b w:val="0"/>
+          <w:i/>
+          <w:color w:val="555555"/>
+          <w:sz w:val="22"/>
+        </w:rPr>
+        <w:t>(протягивая карточки)</w:t>
+      </w:r>
+      <w:r>
+        <w:rPr>
+          <w:rFonts w:ascii="Times New Roman" w:hAnsi="Times New Roman" w:eastAsia="Malgun Gothic"/>
+          <w:b w:val="0"/>
+          <w:i w:val="0"/>
+          <w:sz w:val="22"/>
+        </w:rPr>
+        <w:t xml:space="preserve"> Цифры — на первой. Инфляция, одиннадцать миллиардов, инвестиции. Вторая — Сидоренко. Третья — пустая.</w:t>
+      </w:r>
+    </w:p>
+    <w:p>
+      <w:pPr>
+        <w:spacing w:before="0" w:after="110" w:line="300" w:lineRule="auto"/>
+      </w:pPr>
+      <w:r>
+        <w:rPr>
+          <w:rFonts w:ascii="Times New Roman" w:hAnsi="Times New Roman" w:eastAsia="Malgun Gothic"/>
+          <w:b/>
+          <w:i w:val="0"/>
+          <w:sz w:val="22"/>
+        </w:rPr>
+        <w:t xml:space="preserve">Лёша: </w:t>
+      </w:r>
+      <w:r>
+        <w:rPr>
+          <w:rFonts w:ascii="Times New Roman" w:hAnsi="Times New Roman" w:eastAsia="Malgun Gothic"/>
+          <w:b w:val="0"/>
+          <w:i w:val="0"/>
+          <w:sz w:val="22"/>
+        </w:rPr>
+        <w:t>Почему пустая?</w:t>
+      </w:r>
+    </w:p>
+    <w:p>
+      <w:pPr>
+        <w:spacing w:before="0" w:after="110" w:line="300" w:lineRule="auto"/>
+      </w:pPr>
+      <w:r>
+        <w:rPr>
+          <w:rFonts w:ascii="Times New Roman" w:hAnsi="Times New Roman" w:eastAsia="Malgun Gothic"/>
+          <w:b/>
+          <w:i w:val="0"/>
+          <w:sz w:val="22"/>
+        </w:rPr>
+        <w:t xml:space="preserve">Катя: </w:t>
+      </w:r>
+      <w:r>
+        <w:rPr>
+          <w:rFonts w:ascii="Times New Roman" w:hAnsi="Times New Roman" w:eastAsia="Malgun Gothic"/>
+          <w:b w:val="0"/>
+          <w:i w:val="0"/>
+          <w:sz w:val="22"/>
+        </w:rPr>
+        <w:t>Это личный вопрос. Мы договорились: без заготовок.</w:t>
+      </w:r>
+    </w:p>
+    <w:p>
+      <w:pPr>
+        <w:spacing w:before="0" w:after="110" w:line="300" w:lineRule="auto"/>
+      </w:pPr>
+      <w:r>
+        <w:rPr>
+          <w:rFonts w:ascii="Times New Roman" w:hAnsi="Times New Roman" w:eastAsia="Malgun Gothic"/>
+          <w:b/>
+          <w:i w:val="0"/>
+          <w:sz w:val="22"/>
+        </w:rPr>
+        <w:t xml:space="preserve">Гребенщиков: </w:t>
+      </w:r>
+      <w:r>
+        <w:rPr>
+          <w:rFonts w:ascii="Times New Roman" w:hAnsi="Times New Roman" w:eastAsia="Malgun Gothic"/>
+          <w:b w:val="0"/>
+          <w:i w:val="0"/>
+          <w:sz w:val="22"/>
+        </w:rPr>
+        <w:t>Гримёр просит ещё минуту. Говорит, у вас под глазами неделя без сна.</w:t>
+      </w:r>
+    </w:p>
+    <w:p>
+      <w:pPr>
+        <w:spacing w:before="0" w:after="110" w:line="300" w:lineRule="auto"/>
+      </w:pPr>
+      <w:r>
+        <w:rPr>
+          <w:rFonts w:ascii="Times New Roman" w:hAnsi="Times New Roman" w:eastAsia="Malgun Gothic"/>
+          <w:b/>
+          <w:i w:val="0"/>
+          <w:sz w:val="22"/>
+        </w:rPr>
+        <w:t xml:space="preserve">Лёша: </w:t>
+      </w:r>
+      <w:r>
+        <w:rPr>
+          <w:rFonts w:ascii="Times New Roman" w:hAnsi="Times New Roman" w:eastAsia="Malgun Gothic"/>
+          <w:b w:val="0"/>
+          <w:i w:val="0"/>
+          <w:sz w:val="22"/>
+        </w:rPr>
+        <w:t>Пусть оставит. Это честная неделя.</w:t>
+      </w:r>
+    </w:p>
+    <w:p>
+      <w:pPr>
+        <w:spacing w:before="0" w:after="110" w:line="300" w:lineRule="auto"/>
+      </w:pPr>
+      <w:r>
+        <w:rPr>
+          <w:rFonts w:ascii="Times New Roman" w:hAnsi="Times New Roman" w:eastAsia="Malgun Gothic"/>
+          <w:b/>
+          <w:i w:val="0"/>
+          <w:sz w:val="22"/>
+        </w:rPr>
+        <w:t xml:space="preserve">Гребенщиков: </w:t>
+      </w:r>
+      <w:r>
+        <w:rPr>
+          <w:rFonts w:ascii="Times New Roman" w:hAnsi="Times New Roman" w:eastAsia="Malgun Gothic"/>
+          <w:b w:val="0"/>
+          <w:i w:val="0"/>
+          <w:sz w:val="22"/>
+        </w:rPr>
+        <w:t>Честная неделя на федеральном канале выглядит как болезнь. Минуту, Алексей Николаевич.</w:t>
+      </w:r>
+    </w:p>
+    <w:p>
+      <w:pPr>
+        <w:spacing w:before="0" w:after="110" w:line="300" w:lineRule="auto"/>
+      </w:pPr>
+      <w:r>
+        <w:rPr>
+          <w:rFonts w:ascii="Times New Roman" w:hAnsi="Times New Roman" w:eastAsia="Malgun Gothic"/>
+          <w:b/>
+          <w:i w:val="0"/>
+          <w:sz w:val="22"/>
+        </w:rPr>
+        <w:t xml:space="preserve">Катя: </w:t>
+      </w:r>
+      <w:r>
+        <w:rPr>
+          <w:rFonts w:ascii="Times New Roman" w:hAnsi="Times New Roman" w:eastAsia="Malgun Gothic"/>
+          <w:b w:val="0"/>
           <w:i w:val="0"/>
           <w:sz w:val="22"/>
         </w:rPr>
@@ -605,6 +753,108 @@
     </w:p>
     <w:p>
       <w:pPr>
+        <w:spacing w:before="0" w:after="110" w:line="300" w:lineRule="auto"/>
+      </w:pPr>
+      <w:r>
+        <w:rPr>
+          <w:rFonts w:ascii="Times New Roman" w:hAnsi="Times New Roman" w:eastAsia="Malgun Gothic"/>
+          <w:b/>
+          <w:i w:val="0"/>
+          <w:sz w:val="22"/>
+        </w:rPr>
+        <w:t xml:space="preserve">Лебедев: </w:t>
+      </w:r>
+      <w:r>
+        <w:rPr>
+          <w:rFonts w:ascii="Times New Roman" w:hAnsi="Times New Roman" w:eastAsia="Malgun Gothic"/>
+          <w:b w:val="0"/>
+          <w:i w:val="0"/>
+          <w:sz w:val="22"/>
+        </w:rPr>
+        <w:t>Алексей Николаевич, вы будете сегодня возвращаться к этой теме?</w:t>
+      </w:r>
+    </w:p>
+    <w:p>
+      <w:pPr>
+        <w:spacing w:before="0" w:after="110" w:line="300" w:lineRule="auto"/>
+      </w:pPr>
+      <w:r>
+        <w:rPr>
+          <w:rFonts w:ascii="Times New Roman" w:hAnsi="Times New Roman" w:eastAsia="Malgun Gothic"/>
+          <w:b/>
+          <w:i w:val="0"/>
+          <w:sz w:val="22"/>
+        </w:rPr>
+        <w:t xml:space="preserve">Лёша: </w:t>
+      </w:r>
+      <w:r>
+        <w:rPr>
+          <w:rFonts w:ascii="Times New Roman" w:hAnsi="Times New Roman" w:eastAsia="Malgun Gothic"/>
+          <w:b w:val="0"/>
+          <w:i w:val="0"/>
+          <w:sz w:val="22"/>
+        </w:rPr>
+        <w:t>Нет. Артём Игоревич уже ответил на этот вопрос сам. Добавлять к его ответу — значит пользоваться чужой ошибкой ради очков.</w:t>
+      </w:r>
+    </w:p>
+    <w:p>
+      <w:pPr>
+        <w:spacing w:before="0" w:after="110" w:line="300" w:lineRule="auto"/>
+      </w:pPr>
+      <w:r>
+        <w:rPr>
+          <w:rFonts w:ascii="Times New Roman" w:hAnsi="Times New Roman" w:eastAsia="Malgun Gothic"/>
+          <w:b/>
+          <w:i w:val="0"/>
+          <w:sz w:val="22"/>
+        </w:rPr>
+        <w:t xml:space="preserve">Лебедев: </w:t>
+      </w:r>
+      <w:r>
+        <w:rPr>
+          <w:rFonts w:ascii="Times New Roman" w:hAnsi="Times New Roman" w:eastAsia="Malgun Gothic"/>
+          <w:b w:val="0"/>
+          <w:i w:val="0"/>
+          <w:sz w:val="22"/>
+        </w:rPr>
+        <w:t>Редкая сдержанность для дебатов.</w:t>
+      </w:r>
+    </w:p>
+    <w:p>
+      <w:pPr>
+        <w:spacing w:before="0" w:after="110" w:line="300" w:lineRule="auto"/>
+      </w:pPr>
+      <w:r>
+        <w:rPr>
+          <w:rFonts w:ascii="Times New Roman" w:hAnsi="Times New Roman" w:eastAsia="Malgun Gothic"/>
+          <w:b/>
+          <w:i w:val="0"/>
+          <w:sz w:val="22"/>
+        </w:rPr>
+        <w:t xml:space="preserve">Ковальчук: </w:t>
+      </w:r>
+      <w:r>
+        <w:rPr>
+          <w:rFonts w:ascii="Times New Roman" w:hAnsi="Times New Roman" w:eastAsia="Malgun Gothic"/>
+          <w:b w:val="0"/>
+          <w:i/>
+          <w:color w:val="555555"/>
+          <w:sz w:val="22"/>
+        </w:rPr>
+        <w:t>(сухо)</w:t>
+      </w:r>
+      <w:r>
+        <w:rPr>
+          <w:rFonts w:ascii="Times New Roman" w:hAnsi="Times New Roman" w:eastAsia="Malgun Gothic"/>
+          <w:b w:val="0"/>
+          <w:i w:val="0"/>
+          <w:sz w:val="22"/>
+        </w:rPr>
+        <w:t xml:space="preserve"> Спасибо. Хотя я предпочёл бы, чтобы меня не жалели в прямом эфире.</w:t>
+      </w:r>
+    </w:p>
+    <w:p>
+      <w:pPr>
         <w:keepNext/>
         <w:spacing w:before="320" w:after="140"/>
       </w:pPr>
@@ -805,6 +1055,167 @@
     </w:p>
     <w:p>
       <w:pPr>
+        <w:spacing w:before="0" w:after="110" w:line="300" w:lineRule="auto"/>
+      </w:pPr>
+      <w:r>
+        <w:rPr>
+          <w:rFonts w:ascii="Times New Roman" w:hAnsi="Times New Roman" w:eastAsia="Malgun Gothic"/>
+          <w:b/>
+          <w:i w:val="0"/>
+          <w:sz w:val="22"/>
+        </w:rPr>
+        <w:t xml:space="preserve">Ковальчук: </w:t>
+      </w:r>
+      <w:r>
+        <w:rPr>
+          <w:rFonts w:ascii="Times New Roman" w:hAnsi="Times New Roman" w:eastAsia="Malgun Gothic"/>
+          <w:b w:val="0"/>
+          <w:i w:val="0"/>
+          <w:sz w:val="22"/>
+        </w:rPr>
+        <w:t>Сказать заранее — не значит решить.</w:t>
+      </w:r>
+    </w:p>
+    <w:p>
+      <w:pPr>
+        <w:spacing w:before="0" w:after="110" w:line="300" w:lineRule="auto"/>
+      </w:pPr>
+      <w:r>
+        <w:rPr>
+          <w:rFonts w:ascii="Times New Roman" w:hAnsi="Times New Roman" w:eastAsia="Malgun Gothic"/>
+          <w:b/>
+          <w:i w:val="0"/>
+          <w:sz w:val="22"/>
+        </w:rPr>
+        <w:t xml:space="preserve">Лёша: </w:t>
+      </w:r>
+      <w:r>
+        <w:rPr>
+          <w:rFonts w:ascii="Times New Roman" w:hAnsi="Times New Roman" w:eastAsia="Malgun Gothic"/>
+          <w:b w:val="0"/>
+          <w:i w:val="0"/>
+          <w:sz w:val="22"/>
+        </w:rPr>
+        <w:t>Не значит. Решение — в тех же отраслях: новые рабочие места уже есть, их надо довести до городов, где их пока нет. Это работа на год, а не на эфир.</w:t>
+      </w:r>
+    </w:p>
+    <w:p>
+      <w:pPr>
+        <w:spacing w:before="0" w:after="110" w:line="300" w:lineRule="auto"/>
+      </w:pPr>
+      <w:r>
+        <w:rPr>
+          <w:rFonts w:ascii="Times New Roman" w:hAnsi="Times New Roman" w:eastAsia="Malgun Gothic"/>
+          <w:b/>
+          <w:i w:val="0"/>
+          <w:sz w:val="22"/>
+        </w:rPr>
+        <w:t xml:space="preserve">Лебедев: </w:t>
+      </w:r>
+      <w:r>
+        <w:rPr>
+          <w:rFonts w:ascii="Times New Roman" w:hAnsi="Times New Roman" w:eastAsia="Malgun Gothic"/>
+          <w:b w:val="0"/>
+          <w:i w:val="0"/>
+          <w:sz w:val="22"/>
+        </w:rPr>
+        <w:t>Артём Игоревич, ваш рецепт?</w:t>
+      </w:r>
+    </w:p>
+    <w:p>
+      <w:pPr>
+        <w:spacing w:before="0" w:after="110" w:line="300" w:lineRule="auto"/>
+      </w:pPr>
+      <w:r>
+        <w:rPr>
+          <w:rFonts w:ascii="Times New Roman" w:hAnsi="Times New Roman" w:eastAsia="Malgun Gothic"/>
+          <w:b/>
+          <w:i w:val="0"/>
+          <w:sz w:val="22"/>
+        </w:rPr>
+        <w:t xml:space="preserve">Ковальчук: </w:t>
+      </w:r>
+      <w:r>
+        <w:rPr>
+          <w:rFonts w:ascii="Times New Roman" w:hAnsi="Times New Roman" w:eastAsia="Malgun Gothic"/>
+          <w:b w:val="0"/>
+          <w:i w:val="0"/>
+          <w:sz w:val="22"/>
+        </w:rPr>
+        <w:t>Пауза в самых болезненных реформах. Год, чтобы люди выдохнули.</w:t>
+      </w:r>
+    </w:p>
+    <w:p>
+      <w:pPr>
+        <w:spacing w:before="0" w:after="110" w:line="300" w:lineRule="auto"/>
+      </w:pPr>
+      <w:r>
+        <w:rPr>
+          <w:rFonts w:ascii="Times New Roman" w:hAnsi="Times New Roman" w:eastAsia="Malgun Gothic"/>
+          <w:b/>
+          <w:i w:val="0"/>
+          <w:sz w:val="22"/>
+        </w:rPr>
+        <w:t xml:space="preserve">Лёша: </w:t>
+      </w:r>
+      <w:r>
+        <w:rPr>
+          <w:rFonts w:ascii="Times New Roman" w:hAnsi="Times New Roman" w:eastAsia="Malgun Gothic"/>
+          <w:b w:val="0"/>
+          <w:i w:val="0"/>
+          <w:sz w:val="22"/>
+        </w:rPr>
+        <w:t>Год паузы — это год, за который вернутся старые схемы. Они не ждут, пока все выдохнут.</w:t>
+      </w:r>
+    </w:p>
+    <w:p>
+      <w:pPr>
+        <w:spacing w:before="0" w:after="110" w:line="300" w:lineRule="auto"/>
+      </w:pPr>
+      <w:r>
+        <w:rPr>
+          <w:rFonts w:ascii="Times New Roman" w:hAnsi="Times New Roman" w:eastAsia="Malgun Gothic"/>
+          <w:b/>
+          <w:i w:val="0"/>
+          <w:sz w:val="22"/>
+        </w:rPr>
+        <w:t xml:space="preserve">Ковальчук: </w:t>
+      </w:r>
+      <w:r>
+        <w:rPr>
+          <w:rFonts w:ascii="Times New Roman" w:hAnsi="Times New Roman" w:eastAsia="Malgun Gothic"/>
+          <w:b w:val="0"/>
+          <w:i w:val="0"/>
+          <w:sz w:val="22"/>
+        </w:rPr>
+        <w:t>Вы говорите так, будто всё, что не ваше, — старые схемы.</w:t>
+      </w:r>
+    </w:p>
+    <w:p>
+      <w:pPr>
+        <w:spacing w:before="0" w:after="110" w:line="300" w:lineRule="auto"/>
+      </w:pPr>
+      <w:r>
+        <w:rPr>
+          <w:rFonts w:ascii="Times New Roman" w:hAnsi="Times New Roman" w:eastAsia="Malgun Gothic"/>
+          <w:b/>
+          <w:i w:val="0"/>
+          <w:sz w:val="22"/>
+        </w:rPr>
+        <w:t xml:space="preserve">Лёша: </w:t>
+      </w:r>
+      <w:r>
+        <w:rPr>
+          <w:rFonts w:ascii="Times New Roman" w:hAnsi="Times New Roman" w:eastAsia="Malgun Gothic"/>
+          <w:b w:val="0"/>
+          <w:i w:val="0"/>
+          <w:sz w:val="22"/>
+        </w:rPr>
+        <w:t>Нет. Но я видел, как быстро они возвращаются. Видел на заводах, где на людях экономили вентиляцию.</w:t>
+      </w:r>
+    </w:p>
+    <w:p>
+      <w:pPr>
         <w:keepNext/>
         <w:spacing w:before="320" w:after="140"/>
       </w:pPr>
@@ -941,7 +1352,7 @@
           <w:i w:val="0"/>
           <w:sz w:val="22"/>
         </w:rPr>
-        <w:t>Я предлагаю усилить расследование, независимый контроль, настоящую работу спецслужб — без разрушения тех институтов прозрачности, которые мы строили последние пять лет. Безопасность и свобода не обязаны быть врагами.</w:t>
+        <w:t>Я предлагаю усилить расследование, независимый контроль, настоящую работу спецслужб — без разрушения тех институтов прозрачности, которые мы строили эти полтора года. Безопасность и свобода не обязаны быть врагами.</w:t>
       </w:r>
     </w:p>
     <w:p>
@@ -1002,6 +1413,108 @@
     </w:p>
     <w:p>
       <w:pPr>
+        <w:spacing w:before="0" w:after="110" w:line="300" w:lineRule="auto"/>
+      </w:pPr>
+      <w:r>
+        <w:rPr>
+          <w:rFonts w:ascii="Times New Roman" w:hAnsi="Times New Roman" w:eastAsia="Malgun Gothic"/>
+          <w:b/>
+          <w:i w:val="0"/>
+          <w:sz w:val="22"/>
+        </w:rPr>
+        <w:t xml:space="preserve">Ковальчук: </w:t>
+      </w:r>
+      <w:r>
+        <w:rPr>
+          <w:rFonts w:ascii="Times New Roman" w:hAnsi="Times New Roman" w:eastAsia="Malgun Gothic"/>
+          <w:b w:val="0"/>
+          <w:i/>
+          <w:color w:val="555555"/>
+          <w:sz w:val="22"/>
+        </w:rPr>
+        <w:t>(с неохотной улыбкой)</w:t>
+      </w:r>
+      <w:r>
+        <w:rPr>
+          <w:rFonts w:ascii="Times New Roman" w:hAnsi="Times New Roman" w:eastAsia="Malgun Gothic"/>
+          <w:b w:val="0"/>
+          <w:i w:val="0"/>
+          <w:sz w:val="22"/>
+        </w:rPr>
+        <w:t xml:space="preserve"> Не думал, что меня будут бить моим же Пушкиным.</w:t>
+      </w:r>
+    </w:p>
+    <w:p>
+      <w:pPr>
+        <w:spacing w:before="0" w:after="110" w:line="300" w:lineRule="auto"/>
+      </w:pPr>
+      <w:r>
+        <w:rPr>
+          <w:rFonts w:ascii="Times New Roman" w:hAnsi="Times New Roman" w:eastAsia="Malgun Gothic"/>
+          <w:b/>
+          <w:i w:val="0"/>
+          <w:sz w:val="22"/>
+        </w:rPr>
+        <w:t xml:space="preserve">Лёша: </w:t>
+      </w:r>
+      <w:r>
+        <w:rPr>
+          <w:rFonts w:ascii="Times New Roman" w:hAnsi="Times New Roman" w:eastAsia="Malgun Gothic"/>
+          <w:b w:val="0"/>
+          <w:i w:val="0"/>
+          <w:sz w:val="22"/>
+        </w:rPr>
+        <w:t>Он общий, Артём Игоревич. Как и страна.</w:t>
+      </w:r>
+    </w:p>
+    <w:p>
+      <w:pPr>
+        <w:spacing w:before="0" w:after="110" w:line="300" w:lineRule="auto"/>
+      </w:pPr>
+      <w:r>
+        <w:rPr>
+          <w:rFonts w:ascii="Times New Roman" w:hAnsi="Times New Roman" w:eastAsia="Malgun Gothic"/>
+          <w:b/>
+          <w:i w:val="0"/>
+          <w:sz w:val="22"/>
+        </w:rPr>
+        <w:t xml:space="preserve">Лебедев: </w:t>
+      </w:r>
+      <w:r>
+        <w:rPr>
+          <w:rFonts w:ascii="Times New Roman" w:hAnsi="Times New Roman" w:eastAsia="Malgun Gothic"/>
+          <w:b w:val="0"/>
+          <w:i w:val="0"/>
+          <w:sz w:val="22"/>
+        </w:rPr>
+        <w:t>И всё же — что конкретно вы предлагаете вместо расширения полномочий, Алексей Николаевич?</w:t>
+      </w:r>
+    </w:p>
+    <w:p>
+      <w:pPr>
+        <w:spacing w:before="0" w:after="110" w:line="300" w:lineRule="auto"/>
+      </w:pPr>
+      <w:r>
+        <w:rPr>
+          <w:rFonts w:ascii="Times New Roman" w:hAnsi="Times New Roman" w:eastAsia="Malgun Gothic"/>
+          <w:b/>
+          <w:i w:val="0"/>
+          <w:sz w:val="22"/>
+        </w:rPr>
+        <w:t xml:space="preserve">Лёша: </w:t>
+      </w:r>
+      <w:r>
+        <w:rPr>
+          <w:rFonts w:ascii="Times New Roman" w:hAnsi="Times New Roman" w:eastAsia="Malgun Gothic"/>
+          <w:b w:val="0"/>
+          <w:i w:val="0"/>
+          <w:sz w:val="22"/>
+        </w:rPr>
+        <w:t>Суд, который работает быстро. Следствие, которое не зависит от политиков. Службу, которая следит за деньгами. Теракт в Екатеринбурге раскрывают именно так — по кошелькам, а не по спискам неблагонадёжных.</w:t>
+      </w:r>
+    </w:p>
+    <w:p>
+      <w:pPr>
         <w:keepNext/>
         <w:spacing w:before="320" w:after="140"/>
       </w:pPr>
@@ -1092,7 +1605,7 @@
           <w:i w:val="0"/>
           <w:sz w:val="22"/>
         </w:rPr>
-        <w:t>Тютчев писал: «Блажен, кто посетил сей мир в его минуты роковые». Я долго не понимал, где тут блаженство. Теперь, кажется, понимаю: в том, что в такие минуты от тебя что-то зависит.</w:t>
+        <w:t>Есть у Тютчева строчка: «Блажен, кто посетил сей мир в его минуты роковые». Я долго не понимал, где тут блаженство. Теперь, кажется, понимаю: в том, что в такие минуты от тебя что-то зависит.</w:t>
       </w:r>
     </w:p>
     <w:p>
@@ -1153,6 +1666,52 @@
     </w:p>
     <w:p>
       <w:pPr>
+        <w:spacing w:before="0" w:after="110" w:line="300" w:lineRule="auto"/>
+      </w:pPr>
+      <w:r>
+        <w:rPr>
+          <w:rFonts w:ascii="Times New Roman" w:hAnsi="Times New Roman" w:eastAsia="Malgun Gothic"/>
+          <w:b/>
+          <w:i w:val="0"/>
+          <w:sz w:val="22"/>
+        </w:rPr>
+        <w:t xml:space="preserve">Лебедев: </w:t>
+      </w:r>
+      <w:r>
+        <w:rPr>
+          <w:rFonts w:ascii="Times New Roman" w:hAnsi="Times New Roman" w:eastAsia="Malgun Gothic"/>
+          <w:b w:val="0"/>
+          <w:i w:val="0"/>
+          <w:sz w:val="22"/>
+        </w:rPr>
+        <w:t>А вы, Артём Игоревич, не жалеете, что пошли в эту кампанию?</w:t>
+      </w:r>
+    </w:p>
+    <w:p>
+      <w:pPr>
+        <w:spacing w:before="0" w:after="110" w:line="300" w:lineRule="auto"/>
+      </w:pPr>
+      <w:r>
+        <w:rPr>
+          <w:rFonts w:ascii="Times New Roman" w:hAnsi="Times New Roman" w:eastAsia="Malgun Gothic"/>
+          <w:b/>
+          <w:i w:val="0"/>
+          <w:sz w:val="22"/>
+        </w:rPr>
+        <w:t xml:space="preserve">Ковальчук: </w:t>
+      </w:r>
+      <w:r>
+        <w:rPr>
+          <w:rFonts w:ascii="Times New Roman" w:hAnsi="Times New Roman" w:eastAsia="Malgun Gothic"/>
+          <w:b w:val="0"/>
+          <w:i w:val="0"/>
+          <w:sz w:val="22"/>
+        </w:rPr>
+        <w:t>Жалею о многом, что в ней сделал. Но не о том, что пошёл. Иначе так бы и не узнал, кто пишет мне стратегию.</w:t>
+      </w:r>
+    </w:p>
+    <w:p>
+      <w:pPr>
         <w:keepNext/>
         <w:spacing w:before="320" w:after="140"/>
       </w:pPr>
@@ -1388,6 +1947,118 @@
           <w:i w:val="0"/>
           <w:sz w:val="22"/>
         </w:rPr>
+        <w:t xml:space="preserve">Зритель 3: </w:t>
+      </w:r>
+      <w:r>
+        <w:rPr>
+          <w:rFonts w:ascii="Times New Roman" w:hAnsi="Times New Roman" w:eastAsia="Malgun Gothic"/>
+          <w:b w:val="0"/>
+          <w:i/>
+          <w:color w:val="555555"/>
+          <w:sz w:val="22"/>
+        </w:rPr>
+        <w:t>(по видеосвязи)</w:t>
+      </w:r>
+      <w:r>
+        <w:rPr>
+          <w:rFonts w:ascii="Times New Roman" w:hAnsi="Times New Roman" w:eastAsia="Malgun Gothic"/>
+          <w:b w:val="0"/>
+          <w:i w:val="0"/>
+          <w:sz w:val="22"/>
+        </w:rPr>
+        <w:t xml:space="preserve"> Я из Екатеринбурга. Была на том митинге. Скажите — нам теперь бояться ходить на митинги?</w:t>
+      </w:r>
+    </w:p>
+    <w:p>
+      <w:pPr>
+        <w:spacing w:before="0" w:after="110" w:line="300" w:lineRule="auto"/>
+      </w:pPr>
+      <w:r>
+        <w:rPr>
+          <w:rFonts w:ascii="Times New Roman" w:hAnsi="Times New Roman" w:eastAsia="Malgun Gothic"/>
+          <w:b/>
+          <w:i w:val="0"/>
+          <w:sz w:val="22"/>
+        </w:rPr>
+        <w:t xml:space="preserve">Лёша: </w:t>
+      </w:r>
+      <w:r>
+        <w:rPr>
+          <w:rFonts w:ascii="Times New Roman" w:hAnsi="Times New Roman" w:eastAsia="Malgun Gothic"/>
+          <w:b w:val="0"/>
+          <w:i/>
+          <w:color w:val="555555"/>
+          <w:sz w:val="22"/>
+        </w:rPr>
+        <w:t>(пауза)</w:t>
+      </w:r>
+      <w:r>
+        <w:rPr>
+          <w:rFonts w:ascii="Times New Roman" w:hAnsi="Times New Roman" w:eastAsia="Malgun Gothic"/>
+          <w:b w:val="0"/>
+          <w:i w:val="0"/>
+          <w:sz w:val="22"/>
+        </w:rPr>
+        <w:t xml:space="preserve"> Не могу обещать вам, что бояться не нужно. Могу обещать, что тех, кто это сделал, найдут и будут судить открыто. Страх уходит, когда люди видят суд, а не когда им говорят «не бойтесь».</w:t>
+      </w:r>
+    </w:p>
+    <w:p>
+      <w:pPr>
+        <w:spacing w:before="0" w:after="110" w:line="300" w:lineRule="auto"/>
+      </w:pPr>
+      <w:r>
+        <w:rPr>
+          <w:rFonts w:ascii="Times New Roman" w:hAnsi="Times New Roman" w:eastAsia="Malgun Gothic"/>
+          <w:b/>
+          <w:i w:val="0"/>
+          <w:sz w:val="22"/>
+        </w:rPr>
+        <w:t xml:space="preserve">Ковальчук: </w:t>
+      </w:r>
+      <w:r>
+        <w:rPr>
+          <w:rFonts w:ascii="Times New Roman" w:hAnsi="Times New Roman" w:eastAsia="Malgun Gothic"/>
+          <w:b w:val="0"/>
+          <w:i w:val="0"/>
+          <w:sz w:val="22"/>
+        </w:rPr>
+        <w:t>А я добавлю: приходите. Если площади опустеют, победят они. Единственное, в чём мы с президентом согласны полностью.</w:t>
+      </w:r>
+    </w:p>
+    <w:p>
+      <w:pPr>
+        <w:spacing w:before="0" w:after="110" w:line="300" w:lineRule="auto"/>
+      </w:pPr>
+      <w:r>
+        <w:rPr>
+          <w:rFonts w:ascii="Times New Roman" w:hAnsi="Times New Roman" w:eastAsia="Malgun Gothic"/>
+          <w:b/>
+          <w:i w:val="0"/>
+          <w:sz w:val="22"/>
+        </w:rPr>
+        <w:t xml:space="preserve">Зритель 3: </w:t>
+      </w:r>
+      <w:r>
+        <w:rPr>
+          <w:rFonts w:ascii="Times New Roman" w:hAnsi="Times New Roman" w:eastAsia="Malgun Gothic"/>
+          <w:b w:val="0"/>
+          <w:i w:val="0"/>
+          <w:sz w:val="22"/>
+        </w:rPr>
+        <w:t>Спасибо. Я приду.</w:t>
+      </w:r>
+    </w:p>
+    <w:p>
+      <w:pPr>
+        <w:spacing w:before="0" w:after="110" w:line="300" w:lineRule="auto"/>
+      </w:pPr>
+      <w:r>
+        <w:rPr>
+          <w:rFonts w:ascii="Times New Roman" w:hAnsi="Times New Roman" w:eastAsia="Malgun Gothic"/>
+          <w:b/>
+          <w:i w:val="0"/>
+          <w:sz w:val="22"/>
+        </w:rPr>
         <w:t xml:space="preserve">Зритель 2: </w:t>
       </w:r>
       <w:r>
@@ -1655,6 +2326,141 @@
     </w:p>
     <w:p>
       <w:pPr>
+        <w:spacing w:before="0" w:after="110" w:line="300" w:lineRule="auto"/>
+      </w:pPr>
+      <w:r>
+        <w:rPr>
+          <w:rFonts w:ascii="Times New Roman" w:hAnsi="Times New Roman" w:eastAsia="Malgun Gothic"/>
+          <w:b/>
+          <w:i w:val="0"/>
+          <w:sz w:val="22"/>
+        </w:rPr>
+        <w:t xml:space="preserve">Кирилл: </w:t>
+      </w:r>
+      <w:r>
+        <w:rPr>
+          <w:rFonts w:ascii="Times New Roman" w:hAnsi="Times New Roman" w:eastAsia="Malgun Gothic"/>
+          <w:b w:val="0"/>
+          <w:i/>
+          <w:color w:val="555555"/>
+          <w:sz w:val="22"/>
+        </w:rPr>
+        <w:t>(помолчав)</w:t>
+      </w:r>
+      <w:r>
+        <w:rPr>
+          <w:rFonts w:ascii="Times New Roman" w:hAnsi="Times New Roman" w:eastAsia="Malgun Gothic"/>
+          <w:b w:val="0"/>
+          <w:i w:val="0"/>
+          <w:sz w:val="22"/>
+        </w:rPr>
+        <w:t xml:space="preserve"> Знаешь, я всё думаю: она ведь ни разу не видела живого эфира из студии. Только отчёты и таблицы.</w:t>
+      </w:r>
+    </w:p>
+    <w:p>
+      <w:pPr>
+        <w:spacing w:before="0" w:after="110" w:line="300" w:lineRule="auto"/>
+      </w:pPr>
+      <w:r>
+        <w:rPr>
+          <w:rFonts w:ascii="Times New Roman" w:hAnsi="Times New Roman" w:eastAsia="Malgun Gothic"/>
+          <w:b/>
+          <w:i w:val="0"/>
+          <w:sz w:val="22"/>
+        </w:rPr>
+        <w:t xml:space="preserve">Настя: </w:t>
+      </w:r>
+      <w:r>
+        <w:rPr>
+          <w:rFonts w:ascii="Times New Roman" w:hAnsi="Times New Roman" w:eastAsia="Malgun Gothic"/>
+          <w:b w:val="0"/>
+          <w:i w:val="0"/>
+          <w:sz w:val="22"/>
+        </w:rPr>
+        <w:t>И один митинг.</w:t>
+      </w:r>
+    </w:p>
+    <w:p>
+      <w:pPr>
+        <w:spacing w:before="0" w:after="110" w:line="300" w:lineRule="auto"/>
+      </w:pPr>
+      <w:r>
+        <w:rPr>
+          <w:rFonts w:ascii="Times New Roman" w:hAnsi="Times New Roman" w:eastAsia="Malgun Gothic"/>
+          <w:b/>
+          <w:i w:val="0"/>
+          <w:sz w:val="22"/>
+        </w:rPr>
+        <w:t xml:space="preserve">Кирилл: </w:t>
+      </w:r>
+      <w:r>
+        <w:rPr>
+          <w:rFonts w:ascii="Times New Roman" w:hAnsi="Times New Roman" w:eastAsia="Malgun Gothic"/>
+          <w:b w:val="0"/>
+          <w:i w:val="0"/>
+          <w:sz w:val="22"/>
+        </w:rPr>
+        <w:t>И один митинг.</w:t>
+      </w:r>
+    </w:p>
+    <w:p>
+      <w:pPr>
+        <w:spacing w:before="0" w:after="110" w:line="300" w:lineRule="auto"/>
+      </w:pPr>
+      <w:r>
+        <w:rPr>
+          <w:rFonts w:ascii="Times New Roman" w:hAnsi="Times New Roman" w:eastAsia="Malgun Gothic"/>
+          <w:b/>
+          <w:i w:val="0"/>
+          <w:sz w:val="22"/>
+        </w:rPr>
+        <w:t xml:space="preserve">Настя: </w:t>
+      </w:r>
+      <w:r>
+        <w:rPr>
+          <w:rFonts w:ascii="Times New Roman" w:hAnsi="Times New Roman" w:eastAsia="Malgun Gothic"/>
+          <w:b w:val="0"/>
+          <w:i/>
+          <w:color w:val="555555"/>
+          <w:sz w:val="22"/>
+        </w:rPr>
+        <w:t>(берёт его за руку)</w:t>
+      </w:r>
+      <w:r>
+        <w:rPr>
+          <w:rFonts w:ascii="Times New Roman" w:hAnsi="Times New Roman" w:eastAsia="Malgun Gothic"/>
+          <w:b w:val="0"/>
+          <w:i w:val="0"/>
+          <w:sz w:val="22"/>
+        </w:rPr>
+        <w:t xml:space="preserve"> Досмотрим до конца. Она бы досмотрела.</w:t>
+      </w:r>
+    </w:p>
+    <w:p>
+      <w:pPr>
+        <w:spacing w:before="0" w:after="110" w:line="300" w:lineRule="auto"/>
+      </w:pPr>
+      <w:r>
+        <w:rPr>
+          <w:rFonts w:ascii="Times New Roman" w:hAnsi="Times New Roman" w:eastAsia="Malgun Gothic"/>
+          <w:b/>
+          <w:i w:val="0"/>
+          <w:sz w:val="22"/>
+        </w:rPr>
+        <w:t xml:space="preserve">Кирилл: </w:t>
+      </w:r>
+      <w:r>
+        <w:rPr>
+          <w:rFonts w:ascii="Times New Roman" w:hAnsi="Times New Roman" w:eastAsia="Malgun Gothic"/>
+          <w:b w:val="0"/>
+          <w:i w:val="0"/>
+          <w:sz w:val="22"/>
+        </w:rPr>
+        <w:t>Она бы ещё и конспект написала.</w:t>
+      </w:r>
+    </w:p>
+    <w:p>
+      <w:pPr>
         <w:keepNext/>
         <w:spacing w:before="320" w:after="140"/>
       </w:pPr>
@@ -1763,6 +2569,114 @@
     </w:p>
     <w:p>
       <w:pPr>
+        <w:spacing w:before="0" w:after="110" w:line="300" w:lineRule="auto"/>
+      </w:pPr>
+      <w:r>
+        <w:rPr>
+          <w:rFonts w:ascii="Times New Roman" w:hAnsi="Times New Roman" w:eastAsia="Malgun Gothic"/>
+          <w:b/>
+          <w:i w:val="0"/>
+          <w:sz w:val="22"/>
+        </w:rPr>
+        <w:t xml:space="preserve">Лебедев: </w:t>
+      </w:r>
+      <w:r>
+        <w:rPr>
+          <w:rFonts w:ascii="Times New Roman" w:hAnsi="Times New Roman" w:eastAsia="Malgun Gothic"/>
+          <w:b w:val="0"/>
+          <w:i w:val="0"/>
+          <w:sz w:val="22"/>
+        </w:rPr>
+        <w:t xml:space="preserve">Благодарю обоих. Дебаты окончены. </w:t>
+      </w:r>
+      <w:r>
+        <w:rPr>
+          <w:rFonts w:ascii="Times New Roman" w:hAnsi="Times New Roman" w:eastAsia="Malgun Gothic"/>
+          <w:b w:val="0"/>
+          <w:i/>
+          <w:color w:val="555555"/>
+          <w:sz w:val="22"/>
+        </w:rPr>
+        <w:t>(пауза, уже вне протокола)</w:t>
+      </w:r>
+      <w:r>
+        <w:rPr>
+          <w:rFonts w:ascii="Times New Roman" w:hAnsi="Times New Roman" w:eastAsia="Malgun Gothic"/>
+          <w:b w:val="0"/>
+          <w:i w:val="0"/>
+          <w:sz w:val="22"/>
+        </w:rPr>
+        <w:t xml:space="preserve"> И — спасибо. Давно у нас так не спорили.</w:t>
+      </w:r>
+    </w:p>
+    <w:p>
+      <w:pPr>
+        <w:spacing w:before="0" w:after="110" w:line="300" w:lineRule="auto"/>
+      </w:pPr>
+      <w:r>
+        <w:rPr>
+          <w:rFonts w:ascii="Times New Roman" w:hAnsi="Times New Roman" w:eastAsia="Malgun Gothic"/>
+          <w:b/>
+          <w:i w:val="0"/>
+          <w:sz w:val="22"/>
+        </w:rPr>
+        <w:t xml:space="preserve">Ковальчук: </w:t>
+      </w:r>
+      <w:r>
+        <w:rPr>
+          <w:rFonts w:ascii="Times New Roman" w:hAnsi="Times New Roman" w:eastAsia="Malgun Gothic"/>
+          <w:b w:val="0"/>
+          <w:i/>
+          <w:color w:val="555555"/>
+          <w:sz w:val="22"/>
+        </w:rPr>
+        <w:t>(протягивая руку через стол)</w:t>
+      </w:r>
+      <w:r>
+        <w:rPr>
+          <w:rFonts w:ascii="Times New Roman" w:hAnsi="Times New Roman" w:eastAsia="Malgun Gothic"/>
+          <w:b w:val="0"/>
+          <w:i w:val="0"/>
+          <w:sz w:val="22"/>
+        </w:rPr>
+        <w:t xml:space="preserve"> Алексей Николаевич.</w:t>
+      </w:r>
+    </w:p>
+    <w:p>
+      <w:pPr>
+        <w:spacing w:before="0" w:after="110" w:line="300" w:lineRule="auto"/>
+      </w:pPr>
+      <w:r>
+        <w:rPr>
+          <w:rFonts w:ascii="Times New Roman" w:hAnsi="Times New Roman" w:eastAsia="Malgun Gothic"/>
+          <w:b/>
+          <w:i w:val="0"/>
+          <w:sz w:val="22"/>
+        </w:rPr>
+        <w:t xml:space="preserve">Лёша: </w:t>
+      </w:r>
+      <w:r>
+        <w:rPr>
+          <w:rFonts w:ascii="Times New Roman" w:hAnsi="Times New Roman" w:eastAsia="Malgun Gothic"/>
+          <w:b w:val="0"/>
+          <w:i/>
+          <w:color w:val="555555"/>
+          <w:sz w:val="22"/>
+        </w:rPr>
+        <w:t>(пожимая руку)</w:t>
+      </w:r>
+      <w:r>
+        <w:rPr>
+          <w:rFonts w:ascii="Times New Roman" w:hAnsi="Times New Roman" w:eastAsia="Malgun Gothic"/>
+          <w:b w:val="0"/>
+          <w:i w:val="0"/>
+          <w:sz w:val="22"/>
+        </w:rPr>
+        <w:t xml:space="preserve"> Артём Игоревич.</w:t>
+      </w:r>
+    </w:p>
+    <w:p>
+      <w:pPr>
         <w:keepNext/>
         <w:spacing w:before="320" w:after="140"/>
       </w:pPr>
@@ -1973,6 +2887,121 @@
     </w:p>
     <w:p>
       <w:pPr>
+        <w:spacing w:before="0" w:after="110" w:line="300" w:lineRule="auto"/>
+      </w:pPr>
+      <w:r>
+        <w:rPr>
+          <w:rFonts w:ascii="Times New Roman" w:hAnsi="Times New Roman" w:eastAsia="Malgun Gothic"/>
+          <w:b/>
+          <w:i w:val="0"/>
+          <w:sz w:val="22"/>
+        </w:rPr>
+        <w:t xml:space="preserve">Лёша: </w:t>
+      </w:r>
+      <w:r>
+        <w:rPr>
+          <w:rFonts w:ascii="Times New Roman" w:hAnsi="Times New Roman" w:eastAsia="Malgun Gothic"/>
+          <w:b w:val="0"/>
+          <w:i w:val="0"/>
+          <w:sz w:val="22"/>
+        </w:rPr>
+        <w:t>Думаете, предложат?</w:t>
+      </w:r>
+    </w:p>
+    <w:p>
+      <w:pPr>
+        <w:spacing w:before="0" w:after="110" w:line="300" w:lineRule="auto"/>
+      </w:pPr>
+      <w:r>
+        <w:rPr>
+          <w:rFonts w:ascii="Times New Roman" w:hAnsi="Times New Roman" w:eastAsia="Malgun Gothic"/>
+          <w:b/>
+          <w:i w:val="0"/>
+          <w:sz w:val="22"/>
+        </w:rPr>
+        <w:t xml:space="preserve">Ирина: </w:t>
+      </w:r>
+      <w:r>
+        <w:rPr>
+          <w:rFonts w:ascii="Times New Roman" w:hAnsi="Times New Roman" w:eastAsia="Malgun Gothic"/>
+          <w:b w:val="0"/>
+          <w:i w:val="0"/>
+          <w:sz w:val="22"/>
+        </w:rPr>
+        <w:t>Уверена. И предложат очень убедительно — с цифрами и после какой-нибудь трагедии. Как сегодня предложил Ковальчук.</w:t>
+      </w:r>
+    </w:p>
+    <w:p>
+      <w:pPr>
+        <w:spacing w:before="0" w:after="110" w:line="300" w:lineRule="auto"/>
+      </w:pPr>
+      <w:r>
+        <w:rPr>
+          <w:rFonts w:ascii="Times New Roman" w:hAnsi="Times New Roman" w:eastAsia="Malgun Gothic"/>
+          <w:b/>
+          <w:i w:val="0"/>
+          <w:sz w:val="22"/>
+        </w:rPr>
+        <w:t xml:space="preserve">Лёша: </w:t>
+      </w:r>
+      <w:r>
+        <w:rPr>
+          <w:rFonts w:ascii="Times New Roman" w:hAnsi="Times New Roman" w:eastAsia="Malgun Gothic"/>
+          <w:b w:val="0"/>
+          <w:i w:val="0"/>
+          <w:sz w:val="22"/>
+        </w:rPr>
+        <w:t>И что вы тогда сделаете?</w:t>
+      </w:r>
+    </w:p>
+    <w:p>
+      <w:pPr>
+        <w:spacing w:before="0" w:after="110" w:line="300" w:lineRule="auto"/>
+      </w:pPr>
+      <w:r>
+        <w:rPr>
+          <w:rFonts w:ascii="Times New Roman" w:hAnsi="Times New Roman" w:eastAsia="Malgun Gothic"/>
+          <w:b/>
+          <w:i w:val="0"/>
+          <w:sz w:val="22"/>
+        </w:rPr>
+        <w:t xml:space="preserve">Ирина: </w:t>
+      </w:r>
+      <w:r>
+        <w:rPr>
+          <w:rFonts w:ascii="Times New Roman" w:hAnsi="Times New Roman" w:eastAsia="Malgun Gothic"/>
+          <w:b w:val="0"/>
+          <w:i w:val="0"/>
+          <w:sz w:val="22"/>
+        </w:rPr>
+        <w:t>Достану эту запись. И дам вам послушать самого себя.</w:t>
+      </w:r>
+    </w:p>
+    <w:p>
+      <w:pPr>
+        <w:spacing w:before="0" w:after="110" w:line="300" w:lineRule="auto"/>
+      </w:pPr>
+      <w:r>
+        <w:rPr>
+          <w:rFonts w:ascii="Times New Roman" w:hAnsi="Times New Roman" w:eastAsia="Malgun Gothic"/>
+          <w:b/>
+          <w:i w:val="0"/>
+          <w:sz w:val="22"/>
+        </w:rPr>
+        <w:t xml:space="preserve">Катя: </w:t>
+      </w:r>
+      <w:r>
+        <w:rPr>
+          <w:rFonts w:ascii="Times New Roman" w:hAnsi="Times New Roman" w:eastAsia="Malgun Gothic"/>
+          <w:b w:val="0"/>
+          <w:i w:val="0"/>
+          <w:sz w:val="22"/>
+        </w:rPr>
+        <w:t>Я сохраню копию. На всякий случай.</w:t>
+      </w:r>
+    </w:p>
+    <w:p>
+      <w:pPr>
         <w:keepNext/>
         <w:spacing w:before="320" w:after="140"/>
       </w:pPr>
@@ -2202,6 +3231,62 @@
           <w:sz w:val="22"/>
         </w:rPr>
         <w:t>Поговорим об этом завтра, Алексей Николаевич. Спокойной ночи.</w:t>
+      </w:r>
+    </w:p>
+    <w:p>
+      <w:pPr>
+        <w:spacing w:before="0" w:after="110" w:line="300" w:lineRule="auto"/>
+      </w:pPr>
+      <w:r>
+        <w:rPr>
+          <w:rFonts w:ascii="Times New Roman" w:hAnsi="Times New Roman" w:eastAsia="Malgun Gothic"/>
+          <w:b/>
+          <w:i w:val="0"/>
+          <w:sz w:val="22"/>
+        </w:rPr>
+        <w:t xml:space="preserve">Гребенщиков: </w:t>
+      </w:r>
+      <w:r>
+        <w:rPr>
+          <w:rFonts w:ascii="Times New Roman" w:hAnsi="Times New Roman" w:eastAsia="Malgun Gothic"/>
+          <w:b w:val="0"/>
+          <w:i/>
+          <w:color w:val="555555"/>
+          <w:sz w:val="22"/>
+        </w:rPr>
+        <w:t>(Лёше, когда экран гаснет)</w:t>
+      </w:r>
+      <w:r>
+        <w:rPr>
+          <w:rFonts w:ascii="Times New Roman" w:hAnsi="Times New Roman" w:eastAsia="Malgun Gothic"/>
+          <w:b w:val="0"/>
+          <w:i w:val="0"/>
+          <w:sz w:val="22"/>
+        </w:rPr>
+        <w:t xml:space="preserve"> Она ведь всё равно выйдет на эту сцену.</w:t>
+      </w:r>
+    </w:p>
+    <w:p>
+      <w:pPr>
+        <w:spacing w:before="0" w:after="110" w:line="300" w:lineRule="auto"/>
+      </w:pPr>
+      <w:r>
+        <w:rPr>
+          <w:rFonts w:ascii="Times New Roman" w:hAnsi="Times New Roman" w:eastAsia="Malgun Gothic"/>
+          <w:b/>
+          <w:i w:val="0"/>
+          <w:sz w:val="22"/>
+        </w:rPr>
+        <w:t xml:space="preserve">Лёша: </w:t>
+      </w:r>
+      <w:r>
+        <w:rPr>
+          <w:rFonts w:ascii="Times New Roman" w:hAnsi="Times New Roman" w:eastAsia="Malgun Gothic"/>
+          <w:b w:val="0"/>
+          <w:i w:val="0"/>
+          <w:sz w:val="22"/>
+        </w:rPr>
+        <w:t>Знаю. Вопрос только в том, отпущу ли я её туда одну.</w:t>
       </w:r>
     </w:p>
     <w:p>

--- a/러시아 인권변호사/6부/6부_9화_TV_토론_대격돌.docx
+++ b/러시아 인권변호사/6부/6부_9화_TV_토론_대격돌.docx
@@ -1273,7 +1273,7 @@
           <w:i w:val="0"/>
           <w:sz w:val="22"/>
         </w:rPr>
-        <w:t>Нужны решительные меры. Усиление контроля и, возможно, временное расширение полномочий силовых структур. Пушкин предупреждал: «Не приведи Бог видеть русский бунт, бессмысленный и беспощадный». Страх рождает хаос, и государство обязано его остановить.</w:t>
+        <w:t>Нужны решительные меры. Усиление контроля и, возможно, временное расширение полномочий силовых структур. «Клин клином вышибают». Страх рождает хаос, и государство обязано его остановить.</w:t>
       </w:r>
     </w:p>
     <w:p>
@@ -1375,7 +1375,7 @@
           <w:i w:val="0"/>
           <w:sz w:val="22"/>
         </w:rPr>
-        <w:t>А что до Пушкина — в «Капитанской дочке» бунт начинается не с толпы. Он начинается с того, что у людей годами отнимают право на правду. Мы это право только-только вернули.</w:t>
+        <w:t>А что до клина — клином вышибают один, а вбивают десять. Бунт начинается не с толпы. Он начинается с того, что у людей годами отнимают право на правду. Мы это право только-только вернули.</w:t>
       </w:r>
     </w:p>
     <w:p>
@@ -1441,7 +1441,7 @@
           <w:i w:val="0"/>
           <w:sz w:val="22"/>
         </w:rPr>
-        <w:t xml:space="preserve"> Не думал, что меня будут бить моим же Пушкиным.</w:t>
+        <w:t xml:space="preserve"> Не думал, что меня будут бить моей же пословицей.</w:t>
       </w:r>
     </w:p>
     <w:p>
@@ -3316,7 +3316,7 @@
           <w:i w:val="0"/>
           <w:sz w:val="22"/>
         </w:rPr>
-        <w:t>Пушкин, «Капитанская дочка» (гл. XIII, слова рассказчика Гринёва): «Не приведи Бог видеть русский бунт, бессмысленный и беспощадный!»</w:t>
+        <w:t>Русская пословица: «Клин клином вышибают»</w:t>
       </w:r>
       <w:r>
         <w:rPr>
@@ -3325,7 +3325,7 @@
           <w:i w:val="0"/>
           <w:sz w:val="22"/>
         </w:rPr>
-        <w:t xml:space="preserve"> — 한국어 해설: 그리뇨프의 회고 가운데 한 문장. 코발추크가 테러 이후의 혼란을 막으려면 보안기관 권한을 '일시적으로' 늘려야 한다는 근거로 인용하자, 료샤는 같은 소설에서 반란은 군중이 아니라 오랫동안 진실을 빼앗긴 데서 시작된다고 되받는다. 7부 「비상대권의 유혹」을 거꾸로 비추는 핵심 복선이다 (장면 5).</w:t>
+        <w:t xml:space="preserve"> — 한국어 해설: 한 가지 힘은 같은 힘으로 몰아낸다는 속담. 코발추크가 테러 이후의 공포를 막으려면 보안기관 권한을 "일시적으로" 늘려야 한다는 근거로 쓰자, 료샤는 "쐐기 하나를 빼려고 열 개를 박는다"고 되받으며 반란은 군중이 아니라 오랫동안 진실을 빼앗긴 데서 시작된다고 말한다. 7부 「비상대권의 유혹」을 거꾸로 비추는 핵심 복선이다 (장면 5).</w:t>
       </w:r>
     </w:p>
     <w:p>

--- a/러시아 인권변호사/6부/6부_9화_TV_토론_대격돌.docx
+++ b/러시아 인권변호사/6부/6부_9화_TV_토론_대격돌.docx
@@ -1464,7 +1464,7 @@
           <w:i w:val="0"/>
           <w:sz w:val="22"/>
         </w:rPr>
-        <w:t>Он общий, Артём Игоревич. Как и страна.</w:t>
+        <w:t>Она общая, Артём Игоревич. Как и страна.</w:t>
       </w:r>
     </w:p>
     <w:p>

--- a/러시아 인권변호사/6부/6부_9화_TV_토론_대격돌.docx
+++ b/러시아 인권변호사/6부/6부_9화_TV_토론_대격돌.docx
@@ -1746,7 +1746,7 @@
           <w:i w:val="0"/>
           <w:sz w:val="22"/>
         </w:rPr>
-        <w:t>Артём Игоревич, как вы объясните избирателям, что человек с такими связями два года руководил вашей стратегией?</w:t>
+        <w:t>Артём Игоревич, как вы объясните избирателям, что человек с такими связями последний год руководил вашей стратегией?</w:t>
       </w:r>
     </w:p>
     <w:p>
